--- a/teacher-tools/activity-guides/3-3-activity-teacher.docx
+++ b/teacher-tools/activity-guides/3-3-activity-teacher.docx
@@ -46,7 +46,7 @@
           <w:sz w:val="20"/>
           <w:szCs w:val="20"/>
         </w:rPr>
-        <w:t xml:space="preserve">Lesson 3-3 — Graph Ratio Tables  ·  6.RP.3a</w:t>
+        <w:t xml:space="preserve">Lesson 3-3 — Graph Ratio Tables  ·  6.AT.3a</w:t>
       </w:r>
     </w:p>
     <w:p>
@@ -117,7 +117,7 @@
           <w:sz w:val="22"/>
           <w:szCs w:val="22"/>
         </w:rPr>
-        <w:t xml:space="preserve">The smoothie recipe is 1 cup of blueberries to 2 scoops of yogurt. If cups go on the x-axis and scoops on the y-axis, which ordered pair shows 3 cups of blueberries?</w:t>
+        <w:t xml:space="preserve">Recipe: 1 cup berries to 2 scoops yogurt. With cups on x and scoops on y, which pair shows 3 cups?</w:t>
       </w:r>
     </w:p>
     <w:p>
